--- a/documentos/Validación Matriz/Documentos_Validacion_Matriz_2025/04_Proceso_Pension/10_Inicio_Proceso_AFP.docx
+++ b/documentos/Validación Matriz/Documentos_Validacion_Matriz_2025/04_Proceso_Pension/10_Inicio_Proceso_AFP.docx
@@ -26,21 +26,7 @@
         <w:rPr>
           <w:lang w:val="es-CL"/>
         </w:rPr>
-        <w:t xml:space="preserve">Definición: El trámite comienza cuando el afiliado presenta la solicitud de pensión, ya sea de forma presencial en una sucursal AFP, ingresando a la plataforma virtual con </w:t>
-      </w:r>
-      <w:proofErr w:type="spellStart"/>
-      <w:r>
-        <w:rPr>
-          <w:lang w:val="es-CL"/>
-        </w:rPr>
-        <w:t>ClaveÚnica</w:t>
-      </w:r>
-      <w:proofErr w:type="spellEnd"/>
-      <w:r>
-        <w:rPr>
-          <w:lang w:val="es-CL"/>
-        </w:rPr>
-        <w:t>, o agendando una videollamada.</w:t>
+        <w:t>Definición: El trámite comienza cuando el afiliado presenta la solicitud de pensión, ya sea de forma presencial en una sucursal AFP, ingresando a la plataforma virtual con ClaveÚnica, o agendando una videollamada.</w:t>
       </w:r>
     </w:p>
     <w:p>
@@ -70,18 +56,16 @@
           <w:bCs/>
           <w:lang w:val="es-CL"/>
         </w:rPr>
-        <w:t>Entidades Reguladoras</w:t>
+        <w:t>Rentabilidad</w:t>
       </w:r>
-    </w:p>
-    <w:p>
-      <w:pPr>
-        <w:spacing w:after="0"/>
+      <w:r>
         <w:rPr>
           <w:b/>
           <w:bCs/>
           <w:lang w:val="es-CL"/>
         </w:rPr>
-      </w:pPr>
+        <w:br/>
+      </w:r>
       <w:r>
         <w:rPr>
           <w:b/>
@@ -105,7 +89,146 @@
           <w:lang w:val="es-CL"/>
         </w:rPr>
         <w:tab/>
-        <w:t>Riesgos de Rentabilidad</w:t>
+        <w:t>Pensión Autofinanciada</w:t>
+      </w:r>
+      <w:r>
+        <w:rPr>
+          <w:b/>
+          <w:bCs/>
+          <w:lang w:val="es-CL"/>
+        </w:rPr>
+        <w:br/>
+      </w:r>
+      <w:r>
+        <w:rPr>
+          <w:b/>
+          <w:bCs/>
+          <w:lang w:val="es-CL"/>
+        </w:rPr>
+        <w:tab/>
+      </w:r>
+      <w:r>
+        <w:rPr>
+          <w:b/>
+          <w:bCs/>
+          <w:lang w:val="es-CL"/>
+        </w:rPr>
+        <w:tab/>
+      </w:r>
+      <w:r>
+        <w:rPr>
+          <w:b/>
+          <w:bCs/>
+          <w:lang w:val="es-CL"/>
+        </w:rPr>
+        <w:tab/>
+        <w:t xml:space="preserve">Modalidades de Pensión </w:t>
+      </w:r>
+      <w:r>
+        <w:rPr>
+          <w:b/>
+          <w:bCs/>
+          <w:lang w:val="es-CL"/>
+        </w:rPr>
+        <w:br/>
+      </w:r>
+      <w:r>
+        <w:rPr>
+          <w:b/>
+          <w:bCs/>
+          <w:lang w:val="es-CL"/>
+        </w:rPr>
+        <w:tab/>
+      </w:r>
+      <w:r>
+        <w:rPr>
+          <w:b/>
+          <w:bCs/>
+          <w:lang w:val="es-CL"/>
+        </w:rPr>
+        <w:tab/>
+      </w:r>
+      <w:r>
+        <w:rPr>
+          <w:b/>
+          <w:bCs/>
+          <w:lang w:val="es-CL"/>
+        </w:rPr>
+        <w:tab/>
+        <w:t xml:space="preserve">Qué es pensión </w:t>
+      </w:r>
+      <w:r>
+        <w:rPr>
+          <w:b/>
+          <w:bCs/>
+          <w:lang w:val="es-CL"/>
+        </w:rPr>
+        <w:br/>
+      </w:r>
+      <w:r>
+        <w:rPr>
+          <w:b/>
+          <w:bCs/>
+          <w:lang w:val="es-CL"/>
+        </w:rPr>
+        <w:tab/>
+      </w:r>
+      <w:r>
+        <w:rPr>
+          <w:b/>
+          <w:bCs/>
+          <w:lang w:val="es-CL"/>
+        </w:rPr>
+        <w:tab/>
+      </w:r>
+      <w:r>
+        <w:rPr>
+          <w:b/>
+          <w:bCs/>
+          <w:lang w:val="es-CL"/>
+        </w:rPr>
+        <w:tab/>
+      </w:r>
+      <w:r>
+        <w:rPr>
+          <w:b/>
+          <w:bCs/>
+          <w:lang w:val="es-CL"/>
+        </w:rPr>
+        <w:t>Jubilación</w:t>
+      </w:r>
+      <w:r>
+        <w:rPr>
+          <w:b/>
+          <w:bCs/>
+          <w:lang w:val="es-CL"/>
+        </w:rPr>
+        <w:br/>
+      </w:r>
+      <w:r>
+        <w:rPr>
+          <w:b/>
+          <w:bCs/>
+          <w:lang w:val="es-CL"/>
+        </w:rPr>
+        <w:tab/>
+      </w:r>
+      <w:r>
+        <w:rPr>
+          <w:b/>
+          <w:bCs/>
+          <w:lang w:val="es-CL"/>
+        </w:rPr>
+        <w:tab/>
+      </w:r>
+      <w:r>
+        <w:rPr>
+          <w:b/>
+          <w:bCs/>
+          <w:lang w:val="es-CL"/>
+        </w:rPr>
+        <w:tab/>
+        <w:t>Cotizaciones Previsionales</w:t>
       </w:r>
     </w:p>
     <w:p>
@@ -128,16 +251,8 @@
         <w:rPr>
           <w:lang w:val="es-CL"/>
         </w:rPr>
-        <w:t>¿Para comprender el concepto “</w:t>
+        <w:t>¿Para comprender el concepto “Inicio Proceso AFP”, es necesario conocer los siguientes conceptos?</w:t>
       </w:r>
-      <w:proofErr w:type="gramStart"/>
-      <w:r>
-        <w:rPr>
-          <w:lang w:val="es-CL"/>
-        </w:rPr>
-        <w:t>Inicio Proceso AFP”, es necesario conocer los siguientes conceptos?</w:t>
-      </w:r>
-      <w:proofErr w:type="gramEnd"/>
     </w:p>
     <w:tbl>
       <w:tblPr>
@@ -157,11 +272,9 @@
             <w:tcW w:w="2391" w:type="dxa"/>
           </w:tcPr>
           <w:p>
-            <w:proofErr w:type="spellStart"/>
             <w:r>
               <w:t>Contenido</w:t>
             </w:r>
-            <w:proofErr w:type="spellEnd"/>
           </w:p>
         </w:tc>
         <w:tc>
@@ -193,55 +306,6 @@
               <w:t>?</w:t>
             </w:r>
           </w:p>
-        </w:tc>
-      </w:tr>
-      <w:tr>
-        <w:tc>
-          <w:tcPr>
-            <w:tcW w:w="2391" w:type="dxa"/>
-          </w:tcPr>
-          <w:p>
-            <w:proofErr w:type="spellStart"/>
-            <w:r>
-              <w:t>Qu</w:t>
-            </w:r>
-            <w:r>
-              <w:t>é</w:t>
-            </w:r>
-            <w:proofErr w:type="spellEnd"/>
-            <w:r>
-              <w:t xml:space="preserve"> es </w:t>
-            </w:r>
-            <w:proofErr w:type="spellStart"/>
-            <w:r>
-              <w:t>pensi</w:t>
-            </w:r>
-            <w:r>
-              <w:t>ó</w:t>
-            </w:r>
-            <w:r>
-              <w:t>n</w:t>
-            </w:r>
-            <w:proofErr w:type="spellEnd"/>
-          </w:p>
-        </w:tc>
-        <w:tc>
-          <w:tcPr>
-            <w:tcW w:w="2162" w:type="dxa"/>
-          </w:tcPr>
-          <w:p/>
-        </w:tc>
-        <w:tc>
-          <w:tcPr>
-            <w:tcW w:w="2189" w:type="dxa"/>
-          </w:tcPr>
-          <w:p/>
-        </w:tc>
-        <w:tc>
-          <w:tcPr>
-            <w:tcW w:w="2114" w:type="dxa"/>
-          </w:tcPr>
-          <w:p/>
         </w:tc>
       </w:tr>
       <w:tr>
